--- a/Word Tables/Lesson 23 - Shadda.docx
+++ b/Word Tables/Lesson 23 - Shadda.docx
@@ -5794,202 +5794,6 @@
                 <w:lang w:bidi="ar-EG"/>
               </w:rPr>
               <w:t xml:space="preserve">عَلِّ</w:t>
-            </w:r>
-          </w:p>
-        </w:tc>
-        <w:tc>
-          <w:tcPr>
-            <w:tcW w:w="2840" w:type="dxa"/>
-            <w:vAlign w:val="center"/>
-          </w:tcPr>
-          <w:p>
-            <w:pPr>
-              <w:jc w:val="center"/>
-              <w:rPr>
-                <w:sz w:val="24"/>
-                <w:szCs w:val="24"/>
-                <w:lang w:bidi="ar-EG"/>
-              </w:rPr>
-            </w:pPr>
-          </w:p>
-        </w:tc>
-      </w:tr>
-      <w:tr>
-        <w:trPr>
-          <w:trHeight w:val="600"/>
-        </w:trPr>
-        <w:tc>
-          <w:tcPr>
-            <w:tcW w:w="1200" w:type="dxa"/>
-            <w:vAlign w:val="center"/>
-          </w:tcPr>
-          <w:p>
-            <w:pPr>
-              <w:jc w:val="center"/>
-              <w:rPr>
-                <w:sz w:val="24"/>
-                <w:szCs w:val="24"/>
-                <w:lang w:bidi="ar-EG"/>
-              </w:rPr>
-            </w:pPr>
-            <w:r>
-              <w:rPr>
-                <w:sz w:val="24"/>
-                <w:szCs w:val="24"/>
-                <w:lang w:bidi="ar-EG"/>
-              </w:rPr>
-              <w:t xml:space="preserve">31</w:t>
-            </w:r>
-          </w:p>
-        </w:tc>
-        <w:tc>
-          <w:tcPr>
-            <w:tcW w:w="1200" w:type="dxa"/>
-            <w:vAlign w:val="center"/>
-          </w:tcPr>
-          <w:p>
-            <w:pPr>
-              <w:jc w:val="center"/>
-              <w:rPr>
-                <w:sz w:val="24"/>
-                <w:szCs w:val="24"/>
-                <w:lang w:bidi="ar-EG"/>
-              </w:rPr>
-            </w:pPr>
-            <w:r>
-              <w:rPr>
-                <w:sz w:val="24"/>
-                <w:szCs w:val="24"/>
-                <w:lang w:bidi="ar-EG"/>
-              </w:rPr>
-              <w:t xml:space="preserve">30</w:t>
-            </w:r>
-          </w:p>
-        </w:tc>
-        <w:tc>
-          <w:tcPr>
-            <w:tcW w:w="4500" w:type="dxa"/>
-            <w:vAlign w:val="center"/>
-          </w:tcPr>
-          <w:p>
-            <w:pPr>
-              <w:bidi/>
-              <w:jc w:val="center"/>
-              <w:rPr>
-                <w:rFonts w:ascii="KFGQPC HAFS Uthmanic Script" w:hAnsi="KFGQPC HAFS Uthmanic Script" w:cs="KFGQPC HAFS Uthmanic Script"/>
-                <w:sz w:val="42"/>
-                <w:szCs w:val="42"/>
-                <w:rtl/>
-                <w:lang w:bidi="ar-EG"/>
-              </w:rPr>
-            </w:pPr>
-            <w:r>
-              <w:rPr>
-                <w:rFonts w:ascii="KFGQPC HAFS Uthmanic Script" w:hAnsi="KFGQPC HAFS Uthmanic Script" w:cs="KFGQPC HAFS Uthmanic Script"/>
-                <w:sz w:val="42"/>
-                <w:szCs w:val="42"/>
-                <w:rtl/>
-                <w:lang w:bidi="ar-EG"/>
-              </w:rPr>
-              <w:t xml:space="preserve">عَفِ</w:t>
-            </w:r>
-          </w:p>
-        </w:tc>
-        <w:tc>
-          <w:tcPr>
-            <w:tcW w:w="2840" w:type="dxa"/>
-            <w:vAlign w:val="center"/>
-          </w:tcPr>
-          <w:p>
-            <w:pPr>
-              <w:jc w:val="center"/>
-              <w:rPr>
-                <w:sz w:val="24"/>
-                <w:szCs w:val="24"/>
-                <w:lang w:bidi="ar-EG"/>
-              </w:rPr>
-            </w:pPr>
-          </w:p>
-        </w:tc>
-      </w:tr>
-      <w:tr>
-        <w:trPr>
-          <w:trHeight w:val="600"/>
-        </w:trPr>
-        <w:tc>
-          <w:tcPr>
-            <w:tcW w:w="1200" w:type="dxa"/>
-            <w:vAlign w:val="center"/>
-          </w:tcPr>
-          <w:p>
-            <w:pPr>
-              <w:jc w:val="center"/>
-              <w:rPr>
-                <w:sz w:val="24"/>
-                <w:szCs w:val="24"/>
-                <w:lang w:bidi="ar-EG"/>
-              </w:rPr>
-            </w:pPr>
-            <w:r>
-              <w:rPr>
-                <w:sz w:val="24"/>
-                <w:szCs w:val="24"/>
-                <w:lang w:bidi="ar-EG"/>
-              </w:rPr>
-              <w:t xml:space="preserve">31</w:t>
-            </w:r>
-          </w:p>
-        </w:tc>
-        <w:tc>
-          <w:tcPr>
-            <w:tcW w:w="1200" w:type="dxa"/>
-            <w:vAlign w:val="center"/>
-          </w:tcPr>
-          <w:p>
-            <w:pPr>
-              <w:jc w:val="center"/>
-              <w:rPr>
-                <w:sz w:val="24"/>
-                <w:szCs w:val="24"/>
-                <w:lang w:bidi="ar-EG"/>
-              </w:rPr>
-            </w:pPr>
-            <w:r>
-              <w:rPr>
-                <w:sz w:val="24"/>
-                <w:szCs w:val="24"/>
-                <w:lang w:bidi="ar-EG"/>
-              </w:rPr>
-              <w:t xml:space="preserve">30</w:t>
-            </w:r>
-          </w:p>
-        </w:tc>
-        <w:tc>
-          <w:tcPr>
-            <w:tcW w:w="4500" w:type="dxa"/>
-            <w:vAlign w:val="center"/>
-          </w:tcPr>
-          <w:p>
-            <w:pPr>
-              <w:bidi/>
-              <w:jc w:val="center"/>
-              <w:rPr>
-                <w:rFonts w:ascii="KFGQPC HAFS Uthmanic Script" w:hAnsi="KFGQPC HAFS Uthmanic Script" w:cs="KFGQPC HAFS Uthmanic Script"/>
-                <w:sz w:val="42"/>
-                <w:szCs w:val="42"/>
-                <w:rtl/>
-                <w:lang w:bidi="ar-EG"/>
-              </w:rPr>
-            </w:pPr>
-            <w:r>
-              <w:rPr>
-                <w:rFonts w:ascii="KFGQPC HAFS Uthmanic Script" w:hAnsi="KFGQPC HAFS Uthmanic Script" w:cs="KFGQPC HAFS Uthmanic Script"/>
-                <w:sz w:val="42"/>
-                <w:szCs w:val="42"/>
-                <w:rtl/>
-                <w:lang w:bidi="ar-EG"/>
-              </w:rPr>
-              <w:t xml:space="preserve">عَفِّ</w:t>
             </w:r>
           </w:p>
         </w:tc>
